--- a/essays/融而不溶（征文版）.docx
+++ b/essays/融而不溶（征文版）.docx
@@ -42,7 +42,7 @@
           <w:sz w:val="32"/>
           <w:szCs w:val="32"/>
         </w:rPr>
-        <w:t xml:space="preserve">2025年11月9日夜，广东奥林匹克体育中心，第十五届全国运动会开幕式以“同根同源、同心同缘、同梦同圆”三个篇章渐次展开，岭南文化与前沿科技交相辉映。这是全运会首次由粤港澳三地联合承办——同一个夜晚、同一个场域，体育盛事、文艺现场、旅游引擎、消费场景四重身份彼此重叠，构成当下中国文艺生态最具症候性的画面。当文化与旅游、体育、商业的深度融合成为常态，文艺创作面对的就不只是渠道之变、变现之变。本文的判断是：融合正在重构创作本体——创作单元从“作品”转向“场景”，创作方式从“独创”转向“共创”；而新范式能否成立，取决于文艺能否在融合中守住审美主体性与价值引领。一言以蔽之：融而不溶。</w:t>
+        <w:t xml:space="preserve">2025年11月9日夜，广东奥林匹克体育中心，第十五届全国运动会开幕式的文体展演以“同根同源、同心同缘、同梦同圆”三个篇章渐次展开，岭南文化与前沿科技交相辉映。这是全运会首次由粤港澳三地联合承办——同一个夜晚、同一个场域，体育盛事、文艺现场、旅游引擎、消费场景四重身份彼此重叠，堪称当下中国文艺生态最具标志性的画面。当文化与旅游、体育、商业的深度融合成为常态，文艺创作面对的就不只是渠道之变、变现之变。融合正在重构创作的基本单元与主体结构——创作视野从“完成的作品”扩展为“生长的场景”，创作方式从“独创”走向“共创”；而新范式能否成立，取决于文艺能否在融合中守住美学的裁决权与价值的引领力。一言以蔽之：融而不溶。</w:t>
       </w:r>
     </w:p>
     <w:p>
@@ -71,7 +71,7 @@
           <w:sz w:val="32"/>
           <w:szCs w:val="32"/>
         </w:rPr>
-        <w:t xml:space="preserve">传统意义上，首演或出版即意味着创作的完成；而在融合语境中，作品完成之日，不再是创作终结之时。深圳出品的舞剧《咏春》是这一转变的典型样本。它以咏春拳、香云纱两项国家级非遗为语汇，首演后并未止步于剧场，而是生长为一条不断延展的场景链：数年间足迹遍及全球五十余座城市，2025年岁末又在多伦多连演二十场</w:t>
+        <w:t xml:space="preserve">传统意义上，首演或出版即意味着创作的完成；而在融合语境中，作品完成之日，不再是创作终结之时。这一转变以现场演艺为先导，文学与影视经由IP转化间接卷入，深圳出品的舞剧《咏春》是典型样本。它以咏春拳、香云纱两项国家级非遗为语汇，首演后并未止步于剧场，而是生长为一条不断延展的场景链：第一百场在深圳，第二百场在伦敦，第三百场于2026年初落在多伦多——北美驻演连演二十场，足迹遍及全球五十余城</w:t>
       </w:r>
       <w:r>
         <w:rPr>
@@ -85,7 +85,7 @@
           <w:sz w:val="32"/>
           <w:szCs w:val="32"/>
         </w:rPr>
-        <w:t xml:space="preserve">；所到之处，剧目与城市联动，武术研学、非遗展示、文创消费围绕演出次第展开。作品在此升格为场景的入口与灵魂——观众不只是“看一出戏”，而是“进入一种岭南生活”。深圳借此把一部舞剧运营成城市文化名片，顺德香云纱、岭南武术随剧而兴，作品成为组织城市文旅消费的中枢。</w:t>
+        <w:t xml:space="preserve">。所到之处，武术研学、非遗展示、文创消费围绕演出次第展开。作品在此升格为场景的入口与灵魂——观众不只是“看一出戏”，而是“进入一种岭南生活”。</w:t>
       </w:r>
     </w:p>
     <w:p>
@@ -100,7 +100,7 @@
           <w:sz w:val="32"/>
           <w:szCs w:val="32"/>
         </w:rPr>
-        <w:t xml:space="preserve">这不是个案，而是消费逻辑变迁的必然。2026年上半年的文化消费观察显示，大众的决策逻辑正从“去哪里”转向“去干什么”</w:t>
+        <w:t xml:space="preserve">这不是个案。2026年上半年的文化消费观察显示，大众的决策逻辑正从“去哪里”转向“去干什么”</w:t>
       </w:r>
       <w:r>
         <w:rPr>
@@ -114,7 +114,7 @@
           <w:sz w:val="32"/>
           <w:szCs w:val="32"/>
         </w:rPr>
-        <w:t xml:space="preserve">：空间让位于内容，观光让位于体验。放眼全国，《哪吒之魔童闹海》以超140亿元的全球票房刷新国产动画纪录，上映不足一月周边成交即突破3亿元</w:t>
+        <w:t xml:space="preserve">：空间让位于内容，观光让位于体验。放眼全国，《哪吒之魔童闹海》登顶全球动画电影票房榜，上映不足一月周边成交即突破3亿元</w:t>
       </w:r>
       <w:r>
         <w:rPr>
@@ -128,7 +128,7 @@
           <w:sz w:val="32"/>
           <w:szCs w:val="32"/>
         </w:rPr>
-        <w:t xml:space="preserve">，一部动画由此延展为可购买、可收藏、可分享的日常场景；“跟着演出去旅行”“跟着赛事去旅行”也从营销口号沉淀为创作的前置条件。本雅明曾忧虑机械复制时代艺术“灵晕”的消逝</w:t>
+        <w:t xml:space="preserve">，一部动画由此蔓延为可购买、可收藏、可分享的衍生消费；“跟着演出去旅行”“跟着赛事去旅行”也从营销口号沉淀为创作的前置条件。本雅明曾诊断机械复制时代艺术“灵晕”（aura）的衰竭，也在其中看到展示价值兴起的契机</w:t>
       </w:r>
       <w:r>
         <w:rPr>
@@ -142,7 +142,22 @@
           <w:sz w:val="32"/>
           <w:szCs w:val="32"/>
         </w:rPr>
-        <w:t xml:space="preserve">，而场景化创作以不可复制的身体在场，恰为“灵晕”的当代重建提供了可能；派恩与吉尔摩所预言的“体验经济”</w:t>
+        <w:t xml:space="preserve">；耐人寻味的是，复制技术极盛的今天，亿万次转发反而催生了对身体在场的渴求——场景化创作重新生产出“此时此地”的稀缺性。这不是灵晕的回归，而是它的当代变体。</w:t>
+      </w:r>
+    </w:p>
+    <w:p>
+      <w:pPr>
+        <w:spacing w:line="240" w:lineRule="auto"/>
+        <w:ind w:firstLine="640"/>
+        <w:jc w:val="both"/>
+      </w:pPr>
+      <w:r>
+        <w:rPr>
+          <w:rFonts w:ascii="仿宋_GB2312" w:cs="仿宋_GB2312" w:eastAsia="仿宋_GB2312" w:hAnsi="仿宋_GB2312"/>
+          <w:sz w:val="32"/>
+          <w:szCs w:val="32"/>
+        </w:rPr>
+        <w:t xml:space="preserve">应当辨明的是，场景不是布景：布景只供观看，场景则组织行动——它规定着观众如何进入、停留、参与和分享。场景也有两副面孔：以身体在场为核心的事件型场景，与以衍生消费为载体的日常型场景；本文所论创作之变，重心在前者，后者是它的外溢。派恩与吉尔摩在产业逻辑层面预言的“体验经济”</w:t>
       </w:r>
       <w:r>
         <w:rPr>
@@ -156,7 +171,7 @@
           <w:sz w:val="32"/>
           <w:szCs w:val="32"/>
         </w:rPr>
-        <w:t xml:space="preserve">、场景理论所揭示的空间品质对社会生活的塑造力</w:t>
+        <w:t xml:space="preserve">，场景理论以城市舒适物为单位揭示的“空间品质塑造社会生活”</w:t>
       </w:r>
       <w:r>
         <w:rPr>
@@ -170,7 +185,7 @@
           <w:sz w:val="32"/>
           <w:szCs w:val="32"/>
         </w:rPr>
-        <w:t xml:space="preserve">，都在中国的融合实践中获得了创作论层面的回应。应当辨明的是，场景不是布景：布景只供观看，场景则组织行动——它规定着观众如何进入、停留、参与和分享。对创作者而言，在地性、可进入性、可分享性，正在成为与主题、结构、语言同等重要的构思变量。为场景而作不是降格，而是文艺重新嵌入生活世界的方式，是“以文塑旅、以旅彰文”</w:t>
+        <w:t xml:space="preserve">，都在中国的融合实践中被推进到创作论层面：在地性、可进入性、可分享性，正在进入构思的前置考量。为场景而作不是降格，而是文艺重新嵌入生活世界的方式，是“以文塑旅、以旅彰文”</w:t>
       </w:r>
       <w:r>
         <w:rPr>
@@ -213,7 +228,7 @@
           <w:sz w:val="32"/>
           <w:szCs w:val="32"/>
         </w:rPr>
-        <w:t xml:space="preserve">场景化创作必然带来主体的扩容。岭南民俗英歌的当代旅程提供了一条完整的证据链：祠堂前的年例英歌，经短视频用户的二次创作以“中华战舞”之名出圈；2024年11月，广州歌舞剧院创排的舞剧《英歌》首演，主创团队将普宁英歌、甲子英歌的国家级非遗代表性传承人请进剧组，对演员进行系统集训</w:t>
+        <w:t xml:space="preserve">场景化创作必然带来主体的扩容。这里的“独创”，指近代以来以个体作者为中心的创作制度——它曾把民间文艺固有的集体性挤到边缘；今天的新变不在共创之有无，而在网络首次横跨专业与业余、线上与线下、人与机器。岭南民俗英歌的当代旅程提供了完整的证据链：祠堂前、游神队列里的英歌，经短视频用户的二次创作——脸谱、槌声与行进阵型天然适配竖屏——以“中华战舞”之名出圈；2024年11月，广州歌舞剧院创排的舞剧《英歌》首演，主创团队将普宁英歌、甲子英歌的国家级非遗代表性传承人请进剧组，对演员进行系统集训</w:t>
       </w:r>
       <w:r>
         <w:rPr>
@@ -227,7 +242,7 @@
           <w:sz w:val="32"/>
           <w:szCs w:val="32"/>
         </w:rPr>
-        <w:t xml:space="preserve">，次年开启数十场全国巡演；剧场的成功又反哺节庆与街区，英歌成为春节文旅的顶流。广场、屏幕、剧场、街区，四个工位之间不是单向的“改编”关系，而是一张共创网络：传承人的身体记忆、编导的剧场语法、用户的传播智慧、城市的运营能力，共同完成了这一创作。在这里，“采风—创作—演出”的线性流程，已被“共生—共创—共享”的网状流程所取代。</w:t>
+        <w:t xml:space="preserve">，次年开启数十场全国巡演；剧场的热度又与年节游神彼此叠加，英歌成为春节文旅的顶流。广场、屏幕、剧场、街区，四个工位各有各的创造，却在相互成就中织成一张共创网络：传承人的身体记忆、编导的剧场语法、用户的传播智慧、城市的运营能力，缺一环便不成气候。“采风—创作—演出”的线性流程并未消失，但一张“共生—共创—共享”的网状流程已经叠加其上。</w:t>
       </w:r>
     </w:p>
     <w:p>
@@ -256,7 +271,7 @@
           <w:sz w:val="32"/>
           <w:szCs w:val="32"/>
         </w:rPr>
-        <w:t xml:space="preserve">，围绕赛事生长的城市文案与球迷段子，本身就是一场全民参与的创作——这一图景，恰与学界正在讨论的“新大众文艺”相互印证</w:t>
+        <w:t xml:space="preserve">；围绕赛事生长的城市文案与球迷段子，正是已进入政策视野的“新大众文艺”在赛场的变体</w:t>
       </w:r>
       <w:r>
         <w:rPr>
@@ -270,7 +285,22 @@
           <w:sz w:val="32"/>
           <w:szCs w:val="32"/>
         </w:rPr>
-        <w:t xml:space="preserve">。在演出现场，万人合唱与荧光星海也早已是作品的组成部分，观众正从接受者变为文本的共同作者。与此同时，新质生产力为共创网络接入了“机器合作者”</w:t>
+        <w:t xml:space="preserve">——普通人的表达正大规模涌入公共文艺生活。</w:t>
+      </w:r>
+    </w:p>
+    <w:p>
+      <w:pPr>
+        <w:spacing w:line="240" w:lineRule="auto"/>
+        <w:ind w:firstLine="640"/>
+        <w:jc w:val="both"/>
+      </w:pPr>
+      <w:r>
+        <w:rPr>
+          <w:rFonts w:ascii="仿宋_GB2312" w:cs="仿宋_GB2312" w:eastAsia="仿宋_GB2312" w:hAnsi="仿宋_GB2312"/>
+          <w:sz w:val="32"/>
+          <w:szCs w:val="32"/>
+        </w:rPr>
+        <w:t xml:space="preserve">与此同时，新质生产力</w:t>
       </w:r>
       <w:r>
         <w:rPr>
@@ -284,7 +314,35 @@
           <w:sz w:val="32"/>
           <w:szCs w:val="32"/>
         </w:rPr>
-        <w:t xml:space="preserve">：人工智能生成、扩展现实与机器人表演，正在进入舞台生产与文旅传播的流程。技术在此不只是工具，更是重构生产关系的力量——虚拟制作压缩了从构思到呈现的距离，数据洞察则让创作在与受众的实时对话中迭代。当创作主体从个体扩展为“人—人”乃至“人—机”网络，艺术生产正在生产关系的层面发生马克思意义上的当代更新。但必须警惕：共创不等于无主体的众包，当流量数据开始反向规定创作，趋同与平庸也就开始了。这把我们引向更关键的问题。</w:t>
+        <w:t xml:space="preserve">为共创网络接入了新的伙伴：十五运会开幕式上，人形机器人奏响青铜乐器，机器人“夸父”执炬奔跑</w:t>
+      </w:r>
+      <w:r>
+        <w:rPr>
+          <w:rStyle w:val="FootnoteReference"/>
+        </w:rPr>
+        <w:footnoteReference w:id="12"/>
+      </w:r>
+      <w:r>
+        <w:rPr>
+          <w:rFonts w:ascii="仿宋_GB2312" w:cs="仿宋_GB2312" w:eastAsia="仿宋_GB2312" w:hAnsi="仿宋_GB2312"/>
+          <w:sz w:val="32"/>
+          <w:szCs w:val="32"/>
+        </w:rPr>
+        <w:t xml:space="preserve">——“机器合作者”已从概念走进湾区现场。技术在此不只是工具：当平台以数据与算法配置创作资源、当千万用户的二次创作被纳入价值链条，艺术生产的组织方式与利益结构都在改写，马克思“艺术生产”论所提示的生产力与生产关系的矛盾运动，正在文艺领域获得当代形态</w:t>
+      </w:r>
+      <w:r>
+        <w:rPr>
+          <w:rStyle w:val="FootnoteReference"/>
+        </w:rPr>
+        <w:footnoteReference w:id="13"/>
+      </w:r>
+      <w:r>
+        <w:rPr>
+          <w:rFonts w:ascii="仿宋_GB2312" w:cs="仿宋_GB2312" w:eastAsia="仿宋_GB2312" w:hAnsi="仿宋_GB2312"/>
+          <w:sz w:val="32"/>
+          <w:szCs w:val="32"/>
+        </w:rPr>
+        <w:t xml:space="preserve">。但必须警惕：共创不等于无主体的众包，当流量数据开始反向规定创作，趋同与平庸也就开始了。既有讨论多聚焦事件性场景“何以生成”，本文更关心的是：场景化之后，创作何以自持？</w:t>
       </w:r>
     </w:p>
     <w:p>
@@ -298,7 +356,7 @@
           <w:sz w:val="32"/>
           <w:szCs w:val="32"/>
         </w:rPr>
-        <w:t xml:space="preserve">三、融而不溶：新范式的价值锚点</w:t>
+        <w:t xml:space="preserve">三、从“变”到“守”：新范式的价值锚点</w:t>
       </w:r>
     </w:p>
     <w:p>
@@ -313,7 +371,21 @@
           <w:sz w:val="32"/>
           <w:szCs w:val="32"/>
         </w:rPr>
-        <w:t xml:space="preserve">范式之“新”若无价值之“守”，融合就会滑向溶解。近年的教训并不少见：各地竞逐“古镇+演艺”的现成模板，场景空转、文气尽失，“千镇一面”之讥随之而来；爆款一出，资源哄抢多于创作深耕。融合的风险，不在文艺与其他业态靠得太近，而在文艺把自己交了出去——沦为引流的道具、氛围的布景与算法的注脚。</w:t>
+        <w:t xml:space="preserve">范式之“新”若无价值之“守”，融合就会滑向溶解。教训并不遥远：各地竞逐“古镇＋演艺”的现成模板，场景空转、文气尽失，“千镇一面”之讥早已见诸报端</w:t>
+      </w:r>
+      <w:r>
+        <w:rPr>
+          <w:rStyle w:val="FootnoteReference"/>
+        </w:rPr>
+        <w:footnoteReference w:id="14"/>
+      </w:r>
+      <w:r>
+        <w:rPr>
+          <w:rFonts w:ascii="仿宋_GB2312" w:cs="仿宋_GB2312" w:eastAsia="仿宋_GB2312" w:hAnsi="仿宋_GB2312"/>
+          <w:sz w:val="32"/>
+          <w:szCs w:val="32"/>
+        </w:rPr>
+        <w:t xml:space="preserve">。没有谁公开主张“溶解”，但流量至上的立项逻辑、变现优先的运营方法论，正在许多会议室里替文艺做决定——这才是“融而不溶”要面对的真实对手。融合的风险，不在文艺与其他业态靠得太近，而在文艺把自己交了出去——沦为引流的道具、氛围的布景与算法的注脚。</w:t>
       </w:r>
     </w:p>
     <w:p>
@@ -328,35 +400,35 @@
           <w:sz w:val="32"/>
           <w:szCs w:val="32"/>
         </w:rPr>
-        <w:t xml:space="preserve">因此，新范式需要三个价值锚点。其一，人民性。场景的尽头是人而不是流量：英歌之所以动人，先在于它承载着一方水土的精神气质与集体记忆，然后才谈得上转化。十五运会开幕式上数千名群众演员与专业院团同台，同样提示着这一逻辑：融合时代最深厚的创作资源，是人民的生活与情感本身。其二，审美主体性。《咏春》的世界巡演证明，走得最远的恰恰是“文”最强的作品——它赢在武学精神与岭南气韵，而非营销技巧；舞剧《英歌》请传承人进团，是对民间身体知识的敬畏而非收割。当转化率开始给美学打分，创作就到了最需要定力的时刻。其三，价值引领。习近平文化思想以“明体达用、体用贯通”为鲜明品格</w:t>
-      </w:r>
-      <w:r>
-        <w:rPr>
-          <w:rStyle w:val="FootnoteReference"/>
-        </w:rPr>
-        <w:footnoteReference w:id="12"/>
-      </w:r>
-      <w:r>
-        <w:rPr>
-          <w:rFonts w:ascii="仿宋_GB2312" w:cs="仿宋_GB2312" w:eastAsia="仿宋_GB2312" w:hAnsi="仿宋_GB2312"/>
-          <w:sz w:val="32"/>
-          <w:szCs w:val="32"/>
-        </w:rPr>
-        <w:t xml:space="preserve">，提示融合之“用”必须以文化主体性之“体”为根基；“文化很发达的地方，经济照样走在前面”</w:t>
-      </w:r>
-      <w:r>
-        <w:rPr>
-          <w:rStyle w:val="FootnoteReference"/>
-        </w:rPr>
-        <w:footnoteReference w:id="13"/>
-      </w:r>
-      <w:r>
-        <w:rPr>
-          <w:rFonts w:ascii="仿宋_GB2312" w:cs="仿宋_GB2312" w:eastAsia="仿宋_GB2312" w:hAnsi="仿宋_GB2312"/>
-          <w:sz w:val="32"/>
-          <w:szCs w:val="32"/>
-        </w:rPr>
-        <w:t xml:space="preserve">，“人文经济学”的提出正是对文化与经济交融互动的学理概括——文化不是经济的装饰，而是发展的内生变量。对文艺而言，这意味着评价尺度的校正：场景的成功要以文化的成色来度量，产业的规模要以精品的产出来检验。</w:t>
+        <w:t xml:space="preserve">先要回答一个疑问：主体既已网络化，“守”落在谁身上？答案须分层：融合重构的是创作的单元与流程，这是可变项；不被重构的，是美学裁决权的归属——无论网络多大，总要有人对作品握有美学上的最后一票；守，守的就是这一票背后的文化判断力。由此，三个锚点得以落地。其一，人民性。场景的尽头是人而不是流量，判准很朴素：撤去补贴与热搜之后，本地人还来不来，年轻人还传不传。英歌动人，先在于承载一方水土的精神气质与集体记忆，转化不过水到渠成。其二，审美主导权。数据可以进入选题与传播，但不得进入美学裁决——前文“迭代”与“规定”的分界正在于此。《咏春》走过全球五十余城表明：运营决定作品能否走出去，审美成色决定它能走多远。其三，价值引领。习近平文化思想以“明体达用、体用贯通”为鲜明品格</w:t>
+      </w:r>
+      <w:r>
+        <w:rPr>
+          <w:rStyle w:val="FootnoteReference"/>
+        </w:rPr>
+        <w:footnoteReference w:id="15"/>
+      </w:r>
+      <w:r>
+        <w:rPr>
+          <w:rFonts w:ascii="仿宋_GB2312" w:cs="仿宋_GB2312" w:eastAsia="仿宋_GB2312" w:hAnsi="仿宋_GB2312"/>
+          <w:sz w:val="32"/>
+          <w:szCs w:val="32"/>
+        </w:rPr>
+        <w:t xml:space="preserve">，并强调在“两个结合”中巩固文化主体性——由此观照，融合之“用”必须以文化之“体”为根基，创作者手中那一票，正是文化主体性在创作现场的形态；“文化很发达的地方，经济照样走在前面”</w:t>
+      </w:r>
+      <w:r>
+        <w:rPr>
+          <w:rStyle w:val="FootnoteReference"/>
+        </w:rPr>
+        <w:footnoteReference w:id="16"/>
+      </w:r>
+      <w:r>
+        <w:rPr>
+          <w:rFonts w:ascii="仿宋_GB2312" w:cs="仿宋_GB2312" w:eastAsia="仿宋_GB2312" w:hAnsi="仿宋_GB2312"/>
+          <w:sz w:val="32"/>
+          <w:szCs w:val="32"/>
+        </w:rPr>
+        <w:t xml:space="preserve">，“人文经济学”命题的提出，为理解文化与经济的交融互动指明了学理方向——文化不是经济的装饰，而是发展的内生变量。</w:t>
       </w:r>
     </w:p>
     <w:p>
@@ -371,7 +443,7 @@
           <w:sz w:val="32"/>
           <w:szCs w:val="32"/>
         </w:rPr>
-        <w:t xml:space="preserve">粤港澳大湾区正是检验这三个锚点的最佳场域。一个国家、两种制度、三个关税区，文艺是其中最柔软也最深层的连接介质：从十五运会开幕式的“同根同源”，到2025年3月启用的香港启德体育园以赛事与演唱会重写体旅融合的城市叙事，再到澳门依托“演艺之都”推动经济适度多元，直至《咏春》《英歌》从湾区走向世界——三地规则不同、市场不同，却在同一场演出、同一场赛事中共享着同一种文化心跳。人文湾区的实践表明，文旅体商融合完全可以成为增强中华民族凝聚力、扩大中华文化影响力的创作机遇，而非消解文艺的陷阱。</w:t>
+        <w:t xml:space="preserve">粤港澳大湾区正是检验这三个锚点最严苛的场域。一个国家、两种制度、三个关税区、三种货币，规则与市场互异，行政手段无法拉平——能让三地观众在同一场演出、同一场赛事中共享同一记心跳的，只剩文化本身；制度差异越大，“融”对“文”的依赖越深。香港以启德体育园的赛事与演唱会重写体旅融合的城市叙事，澳门依托“演艺之都”推动经济适度多元发展，广州、深圳则让《英歌》舞遍全国、《咏春》走向世界——三地各以融合破解自己的结构性课题，文艺是它们共同的语言。十五运会开幕式那句“同根同源”，说的正是这种以文艺完成的心灵联通：这是文旅体商融合增强中华民族凝聚力、扩大中华文化影响力的当代路径。</w:t>
       </w:r>
     </w:p>
     <w:p>
@@ -400,7 +472,7 @@
           <w:sz w:val="32"/>
           <w:szCs w:val="32"/>
         </w:rPr>
-        <w:t xml:space="preserve">文旅体商融合不是文艺的降维，而是文艺重新回到生活现场的历史契机。创作单元从作品到场景、创作方式从独创到共创，是范式之“变”；人民性、审美主体性、价值引领，是范式之“守”。变者，回应新质生产力时代的生产逻辑；守者，确保融合不至于溶解。融合的深处，不是边界的消失，而是主体性的相互成就。对于正在共建人文湾区的粤港澳，对于迈向文化强国的中国文艺，这既是新范式，也是新担当——融而不溶，方能行稳致远；以文化人，方见湾区气象。</w:t>
+        <w:t xml:space="preserve">文旅体商融合不是文艺的降维，而是文艺重新回到生活现场的历史契机。创作视野从作品扩展到场景、创作方式从独创走向共创，是范式之“变”；人民性、审美主导权、价值引领，是范式之“守”。变者，回应新质生产力时代的生产逻辑；守者，确保美学裁决不被流量接管。融合的深处，不是边界的消失，而是主体性的相互成就。对于正在共建人文湾区的粤港澳，对于迈向文化强国的中国文艺，这既是新范式，也是新分寸——融得越深，越要守得住文艺自己的那一记心跳。</w:t>
       </w:r>
     </w:p>
     <w:sectPr>
@@ -509,7 +581,7 @@
           <w:sz w:val="21"/>
           <w:szCs w:val="21"/>
         </w:rPr>
-        <w:t xml:space="preserve">参见《舞剧〈咏春〉将于2026年1月震撼上演》，杭州网。</w:t>
+        <w:t xml:space="preserve">参见《多伦多20场驻演叫好又叫座 深圳原创舞剧〈咏春〉开辟文艺精品“闯世界”新航道》，深圳新闻网，2026年1月7日。</w:t>
       </w:r>
     </w:p>
   </w:footnote>
@@ -530,7 +602,7 @@
           <w:sz w:val="21"/>
           <w:szCs w:val="21"/>
         </w:rPr>
-        <w:t xml:space="preserve">参见《2026上半年文化消费观察：从“去哪里”到“去干什么”》，中国新闻网2026年6月30日。</w:t>
+        <w:t xml:space="preserve">参见《2026上半年文化消费观察：从“去哪里”到“去干什么”》，中国新闻网，2026年6月30日。</w:t>
       </w:r>
     </w:p>
   </w:footnote>
@@ -551,7 +623,7 @@
           <w:sz w:val="21"/>
           <w:szCs w:val="21"/>
         </w:rPr>
-        <w:t xml:space="preserve">参见《“2025谷子经济·智享未来报告”：〈哪吒2〉周边催生千万级店铺》，《每日经济新闻》2025年3月12日。</w:t>
+        <w:t xml:space="preserve">参见《〈哪吒之魔童闹海〉登顶全球动画电影票房榜》，央视网，2025年2月19日；周边数据参见《“2025谷子经济·智享未来报告”：〈哪吒2〉周边催生千万级店铺》，每经网，2025年3月12日。</w:t>
       </w:r>
     </w:p>
   </w:footnote>
@@ -572,7 +644,7 @@
           <w:sz w:val="21"/>
           <w:szCs w:val="21"/>
         </w:rPr>
-        <w:t xml:space="preserve">〔德〕瓦尔特·本雅明：《机械复制时代的艺术作品》，载〔美〕汉娜·阿伦特编：《启迪：本雅明文选》，张旭东、王斑译，生活·读书·新知三联书店2008年版。</w:t>
+        <w:t xml:space="preserve">参见〔德〕瓦尔特·本雅明：《机械复制时代的艺术作品》，载〔美〕汉娜·阿伦特编：《启迪：本雅明文选》，张旭东、王斑译，生活·读书·新知三联书店2008年版。</w:t>
       </w:r>
     </w:p>
   </w:footnote>
@@ -593,7 +665,7 @@
           <w:sz w:val="21"/>
           <w:szCs w:val="21"/>
         </w:rPr>
-        <w:t xml:space="preserve">〔美〕B.约瑟夫·派恩、詹姆斯·H.吉尔摩：《体验经济》，毕崇毅译，机械工业出版社2016年版。</w:t>
+        <w:t xml:space="preserve">参见〔美〕B.约瑟夫·派恩、詹姆斯·H.吉尔摩：《体验经济》（珍藏版），毕崇毅译，机械工业出版社2016年版。</w:t>
       </w:r>
     </w:p>
   </w:footnote>
@@ -614,7 +686,7 @@
           <w:sz w:val="21"/>
           <w:szCs w:val="21"/>
         </w:rPr>
-        <w:t xml:space="preserve">〔加〕丹尼尔·亚伦·西尔、〔美〕特里·尼科尔斯·克拉克：《场景：空间品质如何塑造社会生活》，祁述裕等译，社会科学文献出版社2019年版。</w:t>
+        <w:t xml:space="preserve">参见〔加〕丹尼尔·亚伦·西尔、〔美〕特里·尼科尔斯·克拉克：《场景：空间品质如何塑造社会生活》，祁述裕等译，社会科学文献出版社2019年版。</w:t>
       </w:r>
     </w:p>
   </w:footnote>
@@ -656,7 +728,7 @@
           <w:sz w:val="21"/>
           <w:szCs w:val="21"/>
         </w:rPr>
-        <w:t xml:space="preserve">参见《粤产舞剧上新！舞剧〈英歌〉首演飒气凛然》，南方都市报App，2024年11月12日；《太“烫”啦！舞剧〈英歌〉开启全国巡演》，新浪网，2025年2月11日。</w:t>
+        <w:t xml:space="preserve">参见《粤产舞剧上新！舞剧〈英歌〉首演飒气凛然》，南方都市报App，2024年11月12日；《舞剧〈英歌〉启动2025年全国巡演》，广州市文化广电旅游局网站，2025年。</w:t>
       </w:r>
     </w:p>
   </w:footnote>
@@ -698,7 +770,7 @@
           <w:sz w:val="21"/>
           <w:szCs w:val="21"/>
         </w:rPr>
-        <w:t xml:space="preserve">“新大众文艺”由《延河》杂志于2024年倡扬；近期讨论参见《中国文艺评论》2026年第5期“新大众文艺的时代场景与知识建构”专题，其中李娅玮《为一出戏，奔赴一座城：新大众文艺的“事件性场景”何以生成？》所论“事件性场景”与本文可相互印证。</w:t>
+        <w:t xml:space="preserve">“新大众文艺”概念参见《延河》2024年7月上半月刊编辑部文章《新传媒时代与新大众文艺的兴起》；近期讨论参见《中国文艺评论》2026年第5期“新大众文艺的时代场景与知识建构”专题。本文与其中李娅玮《为一出戏，奔赴一座城：新大众文艺的“事件性场景”何以生成？》一文的分野在于：彼文重事件性场景的生成机制，本文重创作本体之变与价值之守的耦合。</w:t>
       </w:r>
     </w:p>
   </w:footnote>
@@ -740,7 +812,7 @@
           <w:sz w:val="21"/>
           <w:szCs w:val="21"/>
         </w:rPr>
-        <w:t xml:space="preserve">参见《习近平对宣传思想文化工作作出重要指示》，《人民日报》2023年10月9日。</w:t>
+        <w:t xml:space="preserve">参见《活力大湾区 满满科技范》，光明网，2025年11月15日。</w:t>
       </w:r>
     </w:p>
   </w:footnote>
@@ -761,7 +833,70 @@
           <w:sz w:val="21"/>
           <w:szCs w:val="21"/>
         </w:rPr>
-        <w:t xml:space="preserve">习近平2023年3月5日参加十四届全国人大一次会议江苏代表团审议时的讲话；转引自《“文化很发达的地方，经济照样走在前面”》，中共江苏省委新闻网，2025年10月18日。</w:t>
+        <w:t xml:space="preserve">参见马克思：《〈政治经济学批判〉导言》，《马克思恩格斯文集》第8卷，人民出版社2009年版。</w:t>
+      </w:r>
+    </w:p>
+  </w:footnote>
+  <w:footnote w:id="14">
+    <w:p>
+      <w:pPr>
+        <w:spacing w:line="240" w:lineRule="auto"/>
+      </w:pPr>
+      <w:r>
+        <w:rPr>
+          <w:rStyle w:val="FootnoteReference"/>
+        </w:rPr>
+        <w:footnoteRef/>
+      </w:r>
+      <w:r>
+        <w:rPr>
+          <w:rFonts w:ascii="仿宋_GB2312" w:cs="仿宋_GB2312" w:eastAsia="仿宋_GB2312" w:hAnsi="仿宋_GB2312"/>
+          <w:sz w:val="21"/>
+          <w:szCs w:val="21"/>
+        </w:rPr>
+        <w:t xml:space="preserve">参见《告别“千镇一面”，古镇焕发新生》，《人民日报海外版》2023年5月1日。</w:t>
+      </w:r>
+    </w:p>
+  </w:footnote>
+  <w:footnote w:id="15">
+    <w:p>
+      <w:pPr>
+        <w:spacing w:line="240" w:lineRule="auto"/>
+      </w:pPr>
+      <w:r>
+        <w:rPr>
+          <w:rStyle w:val="FootnoteReference"/>
+        </w:rPr>
+        <w:footnoteRef/>
+      </w:r>
+      <w:r>
+        <w:rPr>
+          <w:rFonts w:ascii="仿宋_GB2312" w:cs="仿宋_GB2312" w:eastAsia="仿宋_GB2312" w:hAnsi="仿宋_GB2312"/>
+          <w:sz w:val="21"/>
+          <w:szCs w:val="21"/>
+        </w:rPr>
+        <w:t xml:space="preserve">《习近平对宣传思想文化工作作出重要指示》，《人民日报》2023年10月9日。</w:t>
+      </w:r>
+    </w:p>
+  </w:footnote>
+  <w:footnote w:id="16">
+    <w:p>
+      <w:pPr>
+        <w:spacing w:line="240" w:lineRule="auto"/>
+      </w:pPr>
+      <w:r>
+        <w:rPr>
+          <w:rStyle w:val="FootnoteReference"/>
+        </w:rPr>
+        <w:footnoteRef/>
+      </w:r>
+      <w:r>
+        <w:rPr>
+          <w:rFonts w:ascii="仿宋_GB2312" w:cs="仿宋_GB2312" w:eastAsia="仿宋_GB2312" w:hAnsi="仿宋_GB2312"/>
+          <w:sz w:val="21"/>
+          <w:szCs w:val="21"/>
+        </w:rPr>
+        <w:t xml:space="preserve">习近平2023年3月5日参加十四届全国人大一次会议江苏代表团审议时的讲话，见《人民日报》2023年3月6日相关报道。</w:t>
       </w:r>
     </w:p>
   </w:footnote>

--- a/essays/融而不溶（征文版）.docx
+++ b/essays/融而不溶（征文版）.docx
@@ -71,7 +71,7 @@
           <w:sz w:val="32"/>
           <w:szCs w:val="32"/>
         </w:rPr>
-        <w:t xml:space="preserve">传统意义上，首演或出版即意味着创作的完成；而在融合语境中，作品完成之日，不再是创作终结之时。这一转变以现场演艺为先导，文学与影视经由IP转化间接卷入，深圳出品的舞剧《咏春》是典型样本。它以咏春拳、香云纱两项国家级非遗为语汇，首演后并未止步于剧场，而是生长为一条不断延展的场景链：第一百场在深圳，第二百场在伦敦，第三百场于2026年初落在多伦多——北美驻演连演二十场，足迹遍及全球五十余城</w:t>
+        <w:t xml:space="preserve">传统上，首演或出版即为创作的完成；而在融合语境中，作品面世之日不再是创作终结之时。这一转变以现场演艺为先导，文学、影视经IP转化间接卷入；深圳舞剧《咏春》是典型样本。它以咏春拳、香云纱两项国家级非遗为语汇，首演后并未止步于剧场，而是生长为一条不断延展的场景链：百场在深圳、二百场在伦敦、三百场于2026年初落在多伦多，足迹遍及全球五十余城</w:t>
       </w:r>
       <w:r>
         <w:rPr>
@@ -114,7 +114,7 @@
           <w:sz w:val="32"/>
           <w:szCs w:val="32"/>
         </w:rPr>
-        <w:t xml:space="preserve">：空间让位于内容，观光让位于体验。放眼全国，《哪吒之魔童闹海》登顶全球动画电影票房榜，上映不足一月周边成交即突破3亿元</w:t>
+        <w:t xml:space="preserve">：空间让位于内容，观光让位于体验。放眼全国，《哪吒之魔童闹海》登顶全球动画电影票房榜，周边成交不足一月即破3亿元</w:t>
       </w:r>
       <w:r>
         <w:rPr>
@@ -128,7 +128,7 @@
           <w:sz w:val="32"/>
           <w:szCs w:val="32"/>
         </w:rPr>
-        <w:t xml:space="preserve">，一部动画由此蔓延为可购买、可收藏、可分享的衍生消费；“跟着演出去旅行”“跟着赛事去旅行”也从营销口号沉淀为创作的前置条件。本雅明曾诊断机械复制时代艺术“灵晕”（aura）的衰竭，也在其中看到展示价值兴起的契机</w:t>
+        <w:t xml:space="preserve">，一部动画蔓延为可购、可藏、可分享的衍生消费；“跟着演出去旅行”“跟着赛事去旅行”也从营销口号沉淀为创作的前置条件。本雅明曾诊断机械复制时代艺术“灵晕”（aura）的衰竭，也在其中看到展示价值兴起的契机</w:t>
       </w:r>
       <w:r>
         <w:rPr>
@@ -157,7 +157,7 @@
           <w:sz w:val="32"/>
           <w:szCs w:val="32"/>
         </w:rPr>
-        <w:t xml:space="preserve">应当辨明的是，场景不是布景：布景只供观看，场景则组织行动——它规定着观众如何进入、停留、参与和分享。场景也有两副面孔：以身体在场为核心的事件型场景，与以衍生消费为载体的日常型场景；本文所论创作之变，重心在前者，后者是它的外溢。派恩与吉尔摩在产业逻辑层面预言的“体验经济”</w:t>
+        <w:t xml:space="preserve">但场景不是布景：布景只供观看，场景则组织行动——它规定着观众如何进入、停留、参与和分享。场景也有两副面孔：以身体在场为核心的事件型场景，与以衍生消费为载体的日常型场景；两者可各自生成、亦可互相转化，本文所论创作之变，重心在前者。派恩与吉尔摩在产业逻辑层面预言的“体验经济”</w:t>
       </w:r>
       <w:r>
         <w:rPr>
@@ -228,7 +228,7 @@
           <w:sz w:val="32"/>
           <w:szCs w:val="32"/>
         </w:rPr>
-        <w:t xml:space="preserve">场景化创作必然带来主体的扩容。这里的“独创”，指近代以来以个体作者为中心的创作制度——它曾把民间文艺固有的集体性挤到边缘；今天的新变不在共创之有无，而在网络首次横跨专业与业余、线上与线下、人与机器。岭南民俗英歌的当代旅程提供了完整的证据链：祠堂前、游神队列里的英歌，经短视频用户的二次创作——脸谱、槌声与行进阵型天然适配竖屏——以“中华战舞”之名出圈；2024年11月，广州歌舞剧院创排的舞剧《英歌》首演，主创团队将普宁英歌、甲子英歌的国家级非遗代表性传承人请进剧组，对演员进行系统集训</w:t>
+        <w:t xml:space="preserve">场景化创作必然带来主体的扩容。这里的“独创”，指近代以来以个体作者为中心的创作制度——它曾把民间文艺固有的集体性挤到边缘；今天的新变不在共创之有无，而在网络首次横跨专业与业余、线上与线下、人与机器。岭南民俗英歌的当代旅程提供了完整的证据链：祠堂前、游神队列里的英歌，经短视频二次创作——脸谱、槌声、阵型天然适配竖屏——以“中华战舞”之名出圈；2024年11月，广州歌舞剧院创排的舞剧《英歌》首演，主创把普宁、甲子英歌的国家级传承人请进剧组系统集训</w:t>
       </w:r>
       <w:r>
         <w:rPr>
@@ -242,7 +242,7 @@
           <w:sz w:val="32"/>
           <w:szCs w:val="32"/>
         </w:rPr>
-        <w:t xml:space="preserve">，次年开启数十场全国巡演；剧场的热度又与年节游神彼此叠加，英歌成为春节文旅的顶流。广场、屏幕、剧场、街区，四个工位各有各的创造，却在相互成就中织成一张共创网络：传承人的身体记忆、编导的剧场语法、用户的传播智慧、城市的运营能力，缺一环便不成气候。“采风—创作—演出”的线性流程并未消失，但一张“共生—共创—共享”的网状流程已经叠加其上。</w:t>
+        <w:t xml:space="preserve">，次年开启数十场全国巡演；剧场热度又与年节游神叠加，英歌成为春节文旅的顶流。广场、屏幕、剧场、街区，四个工位各有各的创造，却在相互成就中织成一张共创网络：传承人的身体记忆、编导的剧场语法、用户的传播智慧、城市的运营能力，在此互为条件。“采风—创作—演出”的线性流程并未消失，但一张“共生—共创—共享”的网状流程已经叠加其上。</w:t>
       </w:r>
     </w:p>
     <w:p>
@@ -271,7 +271,7 @@
           <w:sz w:val="32"/>
           <w:szCs w:val="32"/>
         </w:rPr>
-        <w:t xml:space="preserve">；围绕赛事生长的城市文案与球迷段子，正是已进入政策视野的“新大众文艺”在赛场的变体</w:t>
+        <w:t xml:space="preserve">；围绕赛事生长的城市文案与球迷段子，正是“新大众文艺”在赛场的变体</w:t>
       </w:r>
       <w:r>
         <w:rPr>
@@ -314,7 +314,7 @@
           <w:sz w:val="32"/>
           <w:szCs w:val="32"/>
         </w:rPr>
-        <w:t xml:space="preserve">为共创网络接入了新的伙伴：十五运会开幕式上，人形机器人奏响青铜乐器，机器人“夸父”执炬奔跑</w:t>
+        <w:t xml:space="preserve">为共创网络接入了新的伙伴：十五运会开幕式上，人形机器人奏响青铜乐器；此前的火炬传递中，人形机器人“夸父”完成全球首例机器人火炬接力</w:t>
       </w:r>
       <w:r>
         <w:rPr>
@@ -400,7 +400,7 @@
           <w:sz w:val="32"/>
           <w:szCs w:val="32"/>
         </w:rPr>
-        <w:t xml:space="preserve">先要回答一个疑问：主体既已网络化，“守”落在谁身上？答案须分层：融合重构的是创作的单元与流程，这是可变项；不被重构的，是美学裁决权的归属——无论网络多大，总要有人对作品握有美学上的最后一票；守，守的就是这一票背后的文化判断力。由此，三个锚点得以落地。其一，人民性。场景的尽头是人而不是流量，判准很朴素：撤去补贴与热搜之后，本地人还来不来，年轻人还传不传。英歌动人，先在于承载一方水土的精神气质与集体记忆，转化不过水到渠成。其二，审美主导权。数据可以进入选题与传播，但不得进入美学裁决——前文“迭代”与“规定”的分界正在于此。《咏春》走过全球五十余城表明：运营决定作品能否走出去，审美成色决定它能走多远。其三，价值引领。习近平文化思想以“明体达用、体用贯通”为鲜明品格</w:t>
+        <w:t xml:space="preserve">先要回答一个疑问：主体既已网络化，“守”落在谁身上？答案须分层：单元与流程可以重构，是可变项；不能让渡的是美学裁决权——网络再大，总要有人为作品的成色负最后之责。而这一票正被流量悄悄接管，“守”因此不是坐享的结构，而是进行时的争夺——守的就是这一票背后的文化判断力。由此，三个锚点得以落地。其一，人民性。场景的尽头是人而不是流量，判准很朴素：撤去补贴与热搜之后，人们还自发地来不来、传不传。英歌动人，先在于承载一方水土的精神气质与集体记忆，转化才有源头活水。其二，审美主导权。数据可以丈量传播、辅助运营，却不能代行美学的裁决——立项时看一眼流量无妨，让流量替创作拍板则不可。《咏春》走过全球五十余城表明：运营决定作品能否走出去，审美成色决定它能走多远。其三，价值引领。习近平文化思想以“明体达用、体用贯通”为鲜明品格</w:t>
       </w:r>
       <w:r>
         <w:rPr>
@@ -414,7 +414,7 @@
           <w:sz w:val="32"/>
           <w:szCs w:val="32"/>
         </w:rPr>
-        <w:t xml:space="preserve">，并强调在“两个结合”中巩固文化主体性——由此观照，融合之“用”必须以文化之“体”为根基，创作者手中那一票，正是文化主体性在创作现场的形态；“文化很发达的地方，经济照样走在前面”</w:t>
+        <w:t xml:space="preserve">，并强调在“两个结合”中巩固文化主体性——由此观照，融合之“用”必须以文化之“体”为根基，创作者手中那一票，正是文化主体性在创作现场的落点；“文化很发达的地方，经济照样走在前面”</w:t>
       </w:r>
       <w:r>
         <w:rPr>
@@ -443,7 +443,7 @@
           <w:sz w:val="32"/>
           <w:szCs w:val="32"/>
         </w:rPr>
-        <w:t xml:space="preserve">粤港澳大湾区正是检验这三个锚点最严苛的场域。一个国家、两种制度、三个关税区、三种货币，规则与市场互异，行政手段无法拉平——能让三地观众在同一场演出、同一场赛事中共享同一记心跳的，只剩文化本身；制度差异越大，“融”对“文”的依赖越深。香港以启德体育园的赛事与演唱会重写体旅融合的城市叙事，澳门依托“演艺之都”推动经济适度多元发展，广州、深圳则让《英歌》舞遍全国、《咏春》走向世界——三地各以融合破解自己的结构性课题，文艺是它们共同的语言。十五运会开幕式那句“同根同源”，说的正是这种以文艺完成的心灵联通：这是文旅体商融合增强中华民族凝聚力、扩大中华文化影响力的当代路径。</w:t>
+        <w:t xml:space="preserve">粤港澳大湾区正是检验这三个锚点最严苛的场域。一个国家、两种制度，三个关税区、三种货币并存，规则与市场各有其运行逻辑；在规则衔接、机制对接持续推进的同时，能让三地观众在同一场演出、同一场赛事中共享同一记心跳的，文化有着不可替代的作用；制度差异越大，“融”对“文”的依赖越深。香港以启德体育园的赛事与演唱会重写体旅融合的城市叙事，澳门依托“演艺之都”推动经济适度多元发展，广州、深圳则让《英歌》舞遍全国、《咏春》走向世界——三地各以融合破解自己的结构性课题，文艺是它们共同的语言。十五运会开幕式那句“同根同源”，说的正是这种以文艺完成的心灵联通：这是文旅体商融合增强中华民族凝聚力、扩大中华文化影响力的当代路径。</w:t>
       </w:r>
     </w:p>
     <w:p>
@@ -472,7 +472,7 @@
           <w:sz w:val="32"/>
           <w:szCs w:val="32"/>
         </w:rPr>
-        <w:t xml:space="preserve">文旅体商融合不是文艺的降维，而是文艺重新回到生活现场的历史契机。创作视野从作品扩展到场景、创作方式从独创走向共创，是范式之“变”；人民性、审美主导权、价值引领，是范式之“守”。变者，回应新质生产力时代的生产逻辑；守者，确保美学裁决不被流量接管。融合的深处，不是边界的消失，而是主体性的相互成就。对于正在共建人文湾区的粤港澳，对于迈向文化强国的中国文艺，这既是新范式，也是新分寸——融得越深，越要守得住文艺自己的那一记心跳。</w:t>
+        <w:t xml:space="preserve">文旅体商融合不是文艺的降维，而是文艺重新回到生活现场的历史契机。创作视野从作品扩展到场景、创作方式从独创走向共创，是范式之“变”；人民性、审美主导权、价值引领，是范式之“守”。变者，回应新质生产力时代的生产逻辑；守者，确保美学裁决不被流量接管。融合的深处，不是边界的消失，而是各方主体性的相互成就。对于正在共建人文湾区的粤港澳，对于迈向文化强国的中国文艺，这既是新范式，也是新分寸——融得越深，越要守得住文艺自己的那一记心跳。</w:t>
       </w:r>
     </w:p>
     <w:sectPr>
@@ -623,7 +623,7 @@
           <w:sz w:val="21"/>
           <w:szCs w:val="21"/>
         </w:rPr>
-        <w:t xml:space="preserve">参见《〈哪吒之魔童闹海〉登顶全球动画电影票房榜》，央视网，2025年2月19日；周边数据参见《“2025谷子经济·智享未来报告”：〈哪吒2〉周边催生千万级店铺》，每经网，2025年3月12日。</w:t>
+        <w:t xml:space="preserve">参见《〈哪吒之魔童闹海〉登顶全球动画电影票房榜》，央视网，2025年2月19日；周边成交数据参见“2025谷子经济·智享未来报告”相关报道（新浪财经等，2025年3月）。</w:t>
       </w:r>
     </w:p>
   </w:footnote>
@@ -770,7 +770,7 @@
           <w:sz w:val="21"/>
           <w:szCs w:val="21"/>
         </w:rPr>
-        <w:t xml:space="preserve">“新大众文艺”概念参见《延河》2024年7月上半月刊编辑部文章《新传媒时代与新大众文艺的兴起》；近期讨论参见《中国文艺评论》2026年第5期“新大众文艺的时代场景与知识建构”专题。本文与其中李娅玮《为一出戏，奔赴一座城：新大众文艺的“事件性场景”何以生成？》一文的分野在于：彼文重事件性场景的生成机制，本文重创作本体之变与价值之守的耦合。</w:t>
+        <w:t xml:space="preserve">“新大众文艺”一语已写入2026年《政府工作报告》；其概念源头参见《延河》2024年7月上半月刊编辑部文章《新传媒时代与新大众文艺的兴起》，近期讨论参见《中国文艺评论》2026年第5期“新大众文艺的时代场景与知识建构”专题。本文与其中李娅玮《为一出戏，奔赴一座城：新大众文艺的“事件性场景”何以生成？》一文的分野在于：彼文重事件性场景的生成机制，本文重创作单元与主体之变同价值之守的耦合。</w:t>
       </w:r>
     </w:p>
   </w:footnote>

--- a/essays/融而不溶（征文版）.docx
+++ b/essays/融而不溶（征文版）.docx
@@ -42,7 +42,7 @@
           <w:sz w:val="32"/>
           <w:szCs w:val="32"/>
         </w:rPr>
-        <w:t xml:space="preserve">2025年11月9日夜，广东奥林匹克体育中心，第十五届全国运动会开幕式的文体展演以“同根同源、同心同缘、同梦同圆”三个篇章渐次展开，岭南文化与前沿科技交相辉映。这是全运会首次由粤港澳三地联合承办——同一个夜晚、同一个场域，体育盛事、文艺现场、旅游引擎、消费场景四重身份彼此重叠，堪称当下中国文艺生态最具标志性的画面。当文化与旅游、体育、商业的深度融合成为常态，文艺创作面对的就不只是渠道之变、变现之变。融合正在重构创作的基本单元与主体结构——创作视野从“完成的作品”扩展为“生长的场景”，创作方式从“独创”走向“共创”；而新范式能否成立，取决于文艺能否在融合中守住美学的裁决权与价值的引领力。一言以蔽之：融而不溶。</w:t>
+        <w:t xml:space="preserve">2025年11月9日夜，广东奥林匹克体育中心，第十五届全国运动会开幕式的文体展演以“同根同源、同心同缘、同梦同圆”三个篇章渐次展开，岭南文化与前沿科技交相辉映。这是全运会首次由粤港澳三地联合承办。同一个夜晚、同一个场域，体育盛事、文艺现场、旅游引擎、消费场景四重身份彼此重叠，堪称当下中国文艺生态最具标志性的画面。当文化与旅游、体育、商业的深度融合成为常态，文艺创作面对的就不只是渠道之变、变现之变。融合正在重构创作的基本单元与主体结构：创作视野从“完成的作品”扩展为“生长的场景”，创作方式从“独创”走向“共创”；而新范式能否成立，取决于文艺能否在融合中守住美学的裁决权与价值的引领力。一言以蔽之：融而不溶。</w:t>
       </w:r>
     </w:p>
     <w:p>
@@ -71,7 +71,7 @@
           <w:sz w:val="32"/>
           <w:szCs w:val="32"/>
         </w:rPr>
-        <w:t xml:space="preserve">传统上，首演或出版即为创作的完成；而在融合语境中，作品面世之日不再是创作终结之时。这一转变以现场演艺为先导，文学、影视经IP转化间接卷入；深圳舞剧《咏春》是典型样本。它以咏春拳、香云纱两项国家级非遗为语汇，首演后并未止步于剧场，而是生长为一条不断延展的场景链：百场在深圳、二百场在伦敦、三百场于2026年初落在多伦多，足迹遍及全球五十余城</w:t>
+        <w:t xml:space="preserve">传统上，首演或出版即为创作的完成。而在融合语境中，作品面世之日不再是创作终结之时。这一转变以现场演艺为先导，文学、影视经IP转化间接卷入。深圳舞剧《咏春》是典型样本。它以咏春拳、香云纱两项国家级非遗为语汇，首演后并未止步于剧场，而是生长为一条不断延展的场景链：百场在深圳、二百场在伦敦、三百场于2026年初落在多伦多，足迹遍及全球五十余城</w:t>
       </w:r>
       <w:r>
         <w:rPr>
@@ -128,7 +128,7 @@
           <w:sz w:val="32"/>
           <w:szCs w:val="32"/>
         </w:rPr>
-        <w:t xml:space="preserve">，一部动画蔓延为可购、可藏、可分享的衍生消费；“跟着演出去旅行”“跟着赛事去旅行”也从营销口号沉淀为创作的前置条件。本雅明曾诊断机械复制时代艺术“灵晕”（aura）的衰竭，也在其中看到展示价值兴起的契机</w:t>
+        <w:t xml:space="preserve">，一部动画蔓延为可购、可藏、可分享的衍生消费；“跟着演出去旅行”“跟着赛事去旅行”也从营销口号变成创作的前置条件。本雅明曾诊断机械复制时代艺术“灵晕”（aura）的衰竭，也在其中看到展示价值兴起的契机</w:t>
       </w:r>
       <w:r>
         <w:rPr>
@@ -142,7 +142,7 @@
           <w:sz w:val="32"/>
           <w:szCs w:val="32"/>
         </w:rPr>
-        <w:t xml:space="preserve">；耐人寻味的是，复制技术极盛的今天，亿万次转发反而催生了对身体在场的渴求——场景化创作重新生产出“此时此地”的稀缺性。这不是灵晕的回归，而是它的当代变体。</w:t>
+        <w:t xml:space="preserve">。耐人寻味的是，复制技术极盛的今天，亿万次转发反而催生了对身体在场的渴求，场景化创作由此重新生产出“此时此地”的稀缺性。这不是灵晕的回归，而是它的当代变体。</w:t>
       </w:r>
     </w:p>
     <w:p>
@@ -228,7 +228,7 @@
           <w:sz w:val="32"/>
           <w:szCs w:val="32"/>
         </w:rPr>
-        <w:t xml:space="preserve">场景化创作必然带来主体的扩容。这里的“独创”，指近代以来以个体作者为中心的创作制度——它曾把民间文艺固有的集体性挤到边缘；今天的新变不在共创之有无，而在网络首次横跨专业与业余、线上与线下、人与机器。岭南民俗英歌的当代旅程提供了完整的证据链：祠堂前、游神队列里的英歌，经短视频二次创作——脸谱、槌声、阵型天然适配竖屏——以“中华战舞”之名出圈；2024年11月，广州歌舞剧院创排的舞剧《英歌》首演，主创把普宁、甲子英歌的国家级传承人请进剧组系统集训</w:t>
+        <w:t xml:space="preserve">场景化创作必然带来主体的扩容。这里的“独创”，指近代以来以个体作者为中心的创作制度，它曾把民间文艺固有的集体性挤到边缘；今天的新变不在共创之有无，而在网络首次横跨专业与业余、线上与线下、人与机器。岭南民俗英歌的当代旅程提供了完整的证据链：祠堂前、游神队列里的英歌，经短视频二次创作（脸谱、槌声、阵型天然适配竖屏）以“中华战舞”之名走红。2024年11月，广州歌舞剧院创排的舞剧《英歌》首演，主创把普宁、甲子英歌的国家级传承人请进剧组系统集训</w:t>
       </w:r>
       <w:r>
         <w:rPr>
@@ -242,7 +242,7 @@
           <w:sz w:val="32"/>
           <w:szCs w:val="32"/>
         </w:rPr>
-        <w:t xml:space="preserve">，次年开启数十场全国巡演；剧场热度又与年节游神叠加，英歌成为春节文旅的顶流。广场、屏幕、剧场、街区，四个工位各有各的创造，却在相互成就中织成一张共创网络：传承人的身体记忆、编导的剧场语法、用户的传播智慧、城市的运营能力，在此互为条件。“采风—创作—演出”的线性流程并未消失，但一张“共生—共创—共享”的网状流程已经叠加其上。</w:t>
+        <w:t xml:space="preserve">，次年开启数十场全国巡演。剧场热度又与年节游神叠加，英歌成为春节文旅的顶流。广场、屏幕、剧场、街区，四个工位各有各的创造，却在相互成就中织成一张共创网络：传承人的身体记忆、编导的剧场语法、用户的传播智慧、城市的运营能力，在此互为条件。“采风—创作—演出”的线性流程并未消失，但一张“共生—共创—共享”的网状流程已经叠加其上。</w:t>
       </w:r>
     </w:p>
     <w:p>
@@ -271,7 +271,7 @@
           <w:sz w:val="32"/>
           <w:szCs w:val="32"/>
         </w:rPr>
-        <w:t xml:space="preserve">；围绕赛事生长的城市文案与球迷段子，正是“新大众文艺”在赛场的变体</w:t>
+        <w:t xml:space="preserve">。围绕赛事生长的城市文案与球迷段子，正是“新大众文艺”在赛场的变体</w:t>
       </w:r>
       <w:r>
         <w:rPr>
@@ -285,7 +285,7 @@
           <w:sz w:val="32"/>
           <w:szCs w:val="32"/>
         </w:rPr>
-        <w:t xml:space="preserve">——普通人的表达正大规模涌入公共文艺生活。</w:t>
+        <w:t xml:space="preserve">，普通人的表达正大规模涌入公共文艺生活。</w:t>
       </w:r>
     </w:p>
     <w:p>
@@ -300,7 +300,7 @@
           <w:sz w:val="32"/>
           <w:szCs w:val="32"/>
         </w:rPr>
-        <w:t xml:space="preserve">与此同时，新质生产力</w:t>
+        <w:t xml:space="preserve">新质生产力</w:t>
       </w:r>
       <w:r>
         <w:rPr>
@@ -314,7 +314,7 @@
           <w:sz w:val="32"/>
           <w:szCs w:val="32"/>
         </w:rPr>
-        <w:t xml:space="preserve">为共创网络接入了新的伙伴：十五运会开幕式上，人形机器人奏响青铜乐器；此前的火炬传递中，人形机器人“夸父”完成全球首例机器人火炬接力</w:t>
+        <w:t xml:space="preserve">还为共创网络接入了新的伙伴：十五运会开幕式上，人形机器人奏响青铜乐器；此前的火炬传递中，人形机器人“夸父”完成全球首例机器人火炬接力</w:t>
       </w:r>
       <w:r>
         <w:rPr>
@@ -328,7 +328,7 @@
           <w:sz w:val="32"/>
           <w:szCs w:val="32"/>
         </w:rPr>
-        <w:t xml:space="preserve">——“机器合作者”已从概念走进湾区现场。技术在此不只是工具：当平台以数据与算法配置创作资源、当千万用户的二次创作被纳入价值链条，艺术生产的组织方式与利益结构都在改写，马克思“艺术生产”论所提示的生产力与生产关系的矛盾运动，正在文艺领域获得当代形态</w:t>
+        <w:t xml:space="preserve">。“机器合作者”已从概念走进湾区现场。技术在此不只是工具：当平台以数据与算法配置创作资源、当千万用户的二次创作被纳入价值链条，艺术生产的组织方式与利益结构都在改写，马克思“艺术生产”论所提示的生产力与生产关系的矛盾运动，正在文艺领域获得当代形态</w:t>
       </w:r>
       <w:r>
         <w:rPr>
@@ -400,7 +400,7 @@
           <w:sz w:val="32"/>
           <w:szCs w:val="32"/>
         </w:rPr>
-        <w:t xml:space="preserve">先要回答一个疑问：主体既已网络化，“守”落在谁身上？答案须分层：单元与流程可以重构，是可变项；不能让渡的是美学裁决权——网络再大，总要有人为作品的成色负最后之责。而这一票正被流量悄悄接管，“守”因此不是坐享的结构，而是进行时的争夺——守的就是这一票背后的文化判断力。由此，三个锚点得以落地。其一，人民性。场景的尽头是人而不是流量，判准很朴素：撤去补贴与热搜之后，人们还自发地来不来、传不传。英歌动人，先在于承载一方水土的精神气质与集体记忆，转化才有源头活水。其二，审美主导权。数据可以丈量传播、辅助运营，却不能代行美学的裁决——立项时看一眼流量无妨，让流量替创作拍板则不可。《咏春》走过全球五十余城表明：运营决定作品能否走出去，审美成色决定它能走多远。其三，价值引领。习近平文化思想以“明体达用、体用贯通”为鲜明品格</w:t>
+        <w:t xml:space="preserve">先要回答一个疑问：主体既已网络化，“守”落在谁身上？答案须分层：单元与流程可以重构，是可变项；不能让渡的是美学裁决权：网络再大，总要有人为作品的成色负最后之责。而这一票正被流量悄悄接管，“守”因此不是坐享的结构，而是进行时的争夺，守的就是这一票背后的文化判断力。由此，三个锚点得以落地。其一，人民性。场景的尽头是人而不是流量，判准很朴素：撤去补贴与热搜之后，人们还自发地来不来、传不传。英歌动人，先在于承载一方水土的精神气质与集体记忆，转化才有源头活水。其二，审美主导权。数据可以丈量传播、辅助运营，却不能代行美学的裁决：立项时看一眼流量无妨，让流量替创作拍板则不可。《咏春》走过全球五十余城表明：运营决定作品能否走出去，审美成色决定它能走多远。其三，价值引领。习近平文化思想以“明体达用、体用贯通”为鲜明品格</w:t>
       </w:r>
       <w:r>
         <w:rPr>
@@ -414,7 +414,7 @@
           <w:sz w:val="32"/>
           <w:szCs w:val="32"/>
         </w:rPr>
-        <w:t xml:space="preserve">，并强调在“两个结合”中巩固文化主体性——由此观照，融合之“用”必须以文化之“体”为根基，创作者手中那一票，正是文化主体性在创作现场的落点；“文化很发达的地方，经济照样走在前面”</w:t>
+        <w:t xml:space="preserve">，并强调在“两个结合”中巩固文化主体性。由此观照，融合之“用”必须以文化之“体”为根基，创作者手中那一票，正是文化主体性在创作现场的落点。“文化很发达的地方，经济照样走在前面”</w:t>
       </w:r>
       <w:r>
         <w:rPr>
@@ -428,7 +428,7 @@
           <w:sz w:val="32"/>
           <w:szCs w:val="32"/>
         </w:rPr>
-        <w:t xml:space="preserve">，“人文经济学”命题的提出，为理解文化与经济的交融互动指明了学理方向——文化不是经济的装饰，而是发展的内生变量。</w:t>
+        <w:t xml:space="preserve">，“人文经济学”命题的提出，为理解文化与经济的交融互动指明了学理方向，文化不再是经济的装饰，而是发展的内生变量。</w:t>
       </w:r>
     </w:p>
     <w:p>
@@ -443,7 +443,7 @@
           <w:sz w:val="32"/>
           <w:szCs w:val="32"/>
         </w:rPr>
-        <w:t xml:space="preserve">粤港澳大湾区正是检验这三个锚点最严苛的场域。一个国家、两种制度，三个关税区、三种货币并存，规则与市场各有其运行逻辑；在规则衔接、机制对接持续推进的同时，能让三地观众在同一场演出、同一场赛事中共享同一记心跳的，文化有着不可替代的作用；制度差异越大，“融”对“文”的依赖越深。香港以启德体育园的赛事与演唱会重写体旅融合的城市叙事，澳门依托“演艺之都”推动经济适度多元发展，广州、深圳则让《英歌》舞遍全国、《咏春》走向世界——三地各以融合破解自己的结构性课题，文艺是它们共同的语言。十五运会开幕式那句“同根同源”，说的正是这种以文艺完成的心灵联通：这是文旅体商融合增强中华民族凝聚力、扩大中华文化影响力的当代路径。</w:t>
+        <w:t xml:space="preserve">粤港澳大湾区正是检验这三个锚点最严苛的场域。一个国家、两种制度，三个关税区、三种货币并存，规则与市场各有其运行逻辑；在规则衔接、机制对接持续推进的同时，能让三地观众在同一场演出、同一场赛事中共享同一记心跳的，文化有着不可替代的作用。制度差异越大，“融”对“文”的依赖越深。香港以启德体育园的赛事与演唱会重写体旅融合的城市叙事，澳门依托“演艺之都”推动经济适度多元发展，广州、深圳则让《英歌》舞遍全国、《咏春》走向世界。三地各以融合破解自己的结构性课题，文艺是它们共同的语言。十五运会开幕式那句“同根同源”，说的正是这种以文艺完成的心灵联通：这是文旅体商融合增强中华民族凝聚力、扩大中华文化影响力的当代路径。</w:t>
       </w:r>
     </w:p>
     <w:p>

--- a/essays/融而不溶（征文版）.docx
+++ b/essays/融而不溶（征文版）.docx
@@ -42,7 +42,7 @@
           <w:sz w:val="32"/>
           <w:szCs w:val="32"/>
         </w:rPr>
-        <w:t xml:space="preserve">2025年11月9日夜，广东奥林匹克体育中心，第十五届全国运动会开幕式的文体展演以“同根同源、同心同缘、同梦同圆”三个篇章渐次展开，岭南文化与前沿科技交相辉映。这是全运会首次由粤港澳三地联合承办。同一个夜晚、同一个场域，体育盛事、文艺现场、旅游引擎、消费场景四重身份彼此重叠，堪称当下中国文艺生态最具标志性的画面。当文化与旅游、体育、商业的深度融合成为常态，文艺创作面对的就不只是渠道之变、变现之变。融合正在重构创作的基本单元与主体结构：创作视野从“完成的作品”扩展为“生长的场景”，创作方式从“独创”走向“共创”；而新范式能否成立，取决于文艺能否在融合中守住美学的裁决权与价值的引领力。一言以蔽之：融而不溶。</w:t>
+        <w:t xml:space="preserve">2025年11月9日夜，广东奥林匹克体育中心，第十五届全国运动会开幕式的文体展演以“同根同源、同心同缘、同梦同圆”三个篇章渐次展开，岭南文化与前沿科技交相辉映。这是全运会首次由粤港澳三地联合承办。同一个夜晚、同一个场域，体育盛事、文艺现场、旅游引擎、消费场景四重身份彼此重叠，堪称当下中国文艺生态最具标志性的画面。当文化与旅游、体育、商业的深度融合成为常态，文艺面对的就不只是渠道之变、变现之变。融合正在重构它的基本单元与主体结构：视野从“完成的作品”扩展为“生长的场景”，方式从“独创”走向“共创”；而新范式能否成立，取决于文艺能否在融合中守住美学的裁决权与价值的引领力。一言以蔽之：融而不溶。</w:t>
       </w:r>
     </w:p>
     <w:p>
@@ -71,7 +71,7 @@
           <w:sz w:val="32"/>
           <w:szCs w:val="32"/>
         </w:rPr>
-        <w:t xml:space="preserve">传统上，首演或出版即为创作的完成。而在融合语境中，作品面世之日不再是创作终结之时。这一转变以现场演艺为先导，文学、影视经IP转化间接卷入。深圳舞剧《咏春》是典型样本。它以咏春拳、香云纱两项国家级非遗为语汇，首演后并未止步于剧场，而是生长为一条不断延展的场景链：百场在深圳、二百场在伦敦、三百场于2026年初落在多伦多，足迹遍及全球五十余城</w:t>
+        <w:t xml:space="preserve">传统上，首演或出版即宣告一部作品的完成。而在融合语境中，作品面世之日不再是它的终点。这一转变以现场演艺为先导，文学、影视经IP转化间接卷入。深圳舞剧《咏春》是典型样本。它以咏春拳、香云纱两项国家级非遗为语汇，首演后并未止步于剧场，而是生长为一条不断延展的场景链：百场在深圳、二百场在伦敦、三百场于2026年初落在多伦多，足迹遍及全球五十余城</w:t>
       </w:r>
       <w:r>
         <w:rPr>
@@ -142,7 +142,7 @@
           <w:sz w:val="32"/>
           <w:szCs w:val="32"/>
         </w:rPr>
-        <w:t xml:space="preserve">。耐人寻味的是，复制技术极盛的今天，亿万次转发反而催生了对身体在场的渴求，场景化创作由此重新生产出“此时此地”的稀缺性。这不是灵晕的回归，而是它的当代变体。</w:t>
+        <w:t xml:space="preserve">。耐人寻味的是，复制技术极盛的今天，亿万次转发反而催生了对身体在场的渴求，场景化由此重新生产出“此时此地”的稀缺性。这不是灵晕的回归，而是它的当代变体。</w:t>
       </w:r>
     </w:p>
     <w:p>
@@ -157,7 +157,7 @@
           <w:sz w:val="32"/>
           <w:szCs w:val="32"/>
         </w:rPr>
-        <w:t xml:space="preserve">但场景不是布景：布景只供观看，场景则组织行动——它规定着观众如何进入、停留、参与和分享。场景也有两副面孔：以身体在场为核心的事件型场景，与以衍生消费为载体的日常型场景；两者可各自生成、亦可互相转化，本文所论创作之变，重心在前者。派恩与吉尔摩在产业逻辑层面预言的“体验经济”</w:t>
+        <w:t xml:space="preserve">但场景不是布景：布景只供观看，场景则组织行动——它规定着观众如何进入、停留、参与和分享。它也有两副面孔：以身体在场为核心的事件型场景，与以衍生消费为载体的日常型场景；两者可各自生成、亦可互相转化，本文所论创作之变，重心在前者。派恩与吉尔摩在产业逻辑层面预言的“体验经济”</w:t>
       </w:r>
       <w:r>
         <w:rPr>
@@ -228,7 +228,7 @@
           <w:sz w:val="32"/>
           <w:szCs w:val="32"/>
         </w:rPr>
-        <w:t xml:space="preserve">场景化创作必然带来主体的扩容。这里的“独创”，指近代以来以个体作者为中心的创作制度，它曾把民间文艺固有的集体性挤到边缘；今天的新变不在共创之有无，而在网络首次横跨专业与业余、线上与线下、人与机器。岭南民俗英歌的当代旅程提供了完整的证据链：祠堂前、游神队列里的英歌，经短视频二次创作（脸谱、槌声、阵型天然适配竖屏）以“中华战舞”之名走红。2024年11月，广州歌舞剧院创排的舞剧《英歌》首演，主创把普宁、甲子英歌的国家级传承人请进剧组系统集训</w:t>
+        <w:t xml:space="preserve">场景化必然带来主体的扩容。这里的“独创”，指近代以来以个体作者为中心的创作制度，它曾把民间文艺固有的集体性挤到边缘；今天的新变不在共创之有无，而在网络首次横跨专业与业余、线上与线下、人与机器。岭南民俗英歌的当代旅程提供了完整的证据链：祠堂前、游神队列里的英歌，经短视频二次创作（脸谱、槌声、阵型天然适配竖屏）以“中华战舞”之名走红。2024年11月，广州歌舞剧院创排的舞剧《英歌》首演，主创把普宁、甲子英歌的国家级传承人请进剧组系统集训</w:t>
       </w:r>
       <w:r>
         <w:rPr>
@@ -328,7 +328,7 @@
           <w:sz w:val="32"/>
           <w:szCs w:val="32"/>
         </w:rPr>
-        <w:t xml:space="preserve">。“机器合作者”已从概念走进湾区现场。技术在此不只是工具：当平台以数据与算法配置创作资源、当千万用户的二次创作被纳入价值链条，艺术生产的组织方式与利益结构都在改写，马克思“艺术生产”论所提示的生产力与生产关系的矛盾运动，正在文艺领域获得当代形态</w:t>
+        <w:t xml:space="preserve">。“机器合作者”已从概念走进湾区现场。技术在此不只是工具：当平台以数据与算法调配资源、当千万用户的二次创作被纳入价值链条，艺术生产的组织方式与利益结构都在改写，马克思“艺术生产”论所提示的生产力与生产关系的矛盾运动，正在文艺领域获得当代形态</w:t>
       </w:r>
       <w:r>
         <w:rPr>
@@ -385,7 +385,7 @@
           <w:sz w:val="32"/>
           <w:szCs w:val="32"/>
         </w:rPr>
-        <w:t xml:space="preserve">。没有谁公开主张“溶解”，但流量至上的立项逻辑、变现优先的运营方法论，正在许多会议室里替文艺做决定——这才是“融而不溶”要面对的真实对手。融合的风险，不在文艺与其他业态靠得太近，而在文艺把自己交了出去——沦为引流的道具、氛围的布景与算法的注脚。</w:t>
+        <w:t xml:space="preserve">。没有谁公开主张“溶解”，但流量至上的立项逻辑、变现优先的运营方法论，正在许多会议室里替文艺做决定——这才是“融而不溶”要面对的真实对手。融合的风险，不在文艺与其他业态靠得太近，而在它把自己交了出去——沦为引流的道具、氛围的布景与算法的注脚。</w:t>
       </w:r>
     </w:p>
     <w:p>
